--- a/example_articles/countries/Spain/1.countries_Spain_New_York_Times.docx
+++ b/example_articles/countries/Spain/1.countries_Spain_New_York_Times.docx
@@ -27,17 +27,17 @@
     </w:p>
     <w:p>
       <w:r>
-        <w:t>Source File: NYT/46.DOCX</w:t>
+        <w:t>Source file: NYT/46.DOCX</w:t>
       </w:r>
     </w:p>
     <w:p>
       <w:r>
-        <w:t>Raw locations result: ['Spain', 'Madrid', 'Barcelona', 'Valencia', 'Seville', 'Salamanca', 'Santander', 'Mancha Real', 'El Prat de Llobregat']</w:t>
+        <w:t>Raw locations result, 'locations': ['Spain', 'Madrid', 'Barcelona', 'Valencia', 'Seville', 'Salamanca', 'Santander', 'Mancha Real', 'El Prat de Llobregat']</w:t>
       </w:r>
     </w:p>
     <w:p>
       <w:r>
-        <w:t>countries_stand_flat (Standardized): Spain</w:t>
+        <w:t>Standardized locations result, 'countries_stand_flat': Spain</w:t>
       </w:r>
     </w:p>
     <w:p>

--- a/example_articles/countries/Spain/1.countries_Spain_New_York_Times.docx
+++ b/example_articles/countries/Spain/1.countries_Spain_New_York_Times.docx
@@ -7,7 +7,9 @@
         <w:pStyle w:val="Heading1"/>
       </w:pPr>
       <w:r>
-        <w:t>The New Republic's Editor Brings a Fresh Perspective</w:t>
+        <w:t>Pulp Nonfiction;</w:t>
+        <w:br/>
+        <w:t>The Running of the Tomatoes</w:t>
       </w:r>
     </w:p>
     <w:p>
@@ -17,22 +19,22 @@
     </w:p>
     <w:p>
       <w:r>
-        <w:t>Date: 1991-11-11</w:t>
+        <w:t>Date: 1997-08-31</w:t>
       </w:r>
     </w:p>
     <w:p>
       <w:r>
-        <w:t>Section: Section D;; Section D; Page 1; Column 4; Financial Desk; Column 4;</w:t>
+        <w:t>Section: Section 4; ; Section 4; Page 4; Column 1; Week in Review Desk ; Column 1;</w:t>
       </w:r>
     </w:p>
     <w:p>
       <w:r>
-        <w:t>Source file: NYT/46.DOCX</w:t>
+        <w:t>Source file: NYT/42.DOCX</w:t>
       </w:r>
     </w:p>
     <w:p>
       <w:r>
-        <w:t>Raw locations result, 'locations': ['Spain', 'Madrid', 'Barcelona', 'Valencia', 'Seville', 'Salamanca', 'Santander', 'Mancha Real', 'El Prat de Llobregat']</w:t>
+        <w:t>Raw locations result, 'locations': ['Spain']</w:t>
       </w:r>
     </w:p>
     <w:p>
@@ -49,67 +51,49 @@
     </w:p>
     <w:p>
       <w:r>
-        <w:t>In its 77 years, The New Republic has been tagged with many labels, from Stalinist to neo-conservative.</w:t>
+        <w:t>ON Wednesday, as on the last Wednesday of August every year, the village square of Bunol turned red in a giant food fight with ripe tomatoes. Upwards of 20,000 people pelted one another for an hour -- and, before and after, bought food and drinks and acted like tourists.</w:t>
         <w:br/>
-        <w:t>Now, the appointment of a 28-year-old British editor, who describes his views as "post ideological," and a renewed business partnership with its longtime conservative political adversary, The National Review, are expected to reposition the feisty little journal of opinion once more.</w:t>
+        <w:t>The sticky frenzy is called La Tomatina. It has attracted television cameras from abroad and listings on the Internet. A restaurant named Tomatina opened last year in St. Helena, Calif., decorated with a photo of the fight and a door painted to look like it was just splattered with a tomato.</w:t>
         <w:br/>
-        <w:t>"This is a way of moving the magazine and making it more accessible to young people," said Martin Peretz, editor in chief and chairman, in explaining his selection of Andrew Sullivan as editor last month.</w:t>
+        <w:t>This is no small feat for Bunol, a working-class town of 9,300 people formerly renowned for its cement factory. The town, in fact, formerly had nothing to do with tomatoes. It still does not grow them or process them, and its bars don't even serve Bloody Marys.</w:t>
         <w:br/>
-        <w:t>"Andrew is an immensely smart, lively and complicated person," Mr. Peretz said. "He's Catholic, working class, British, Tory, gay -- and not at all doctrinal."</w:t>
+        <w:t>But in Spain's crowded field of town fiestas, that's no matter. Spain has its old festivals -- Pamplona's running of the bulls is the best known -- and now its new ones, the throngs attracted by cute themes that have no roots to speak of in local tradition or culture.</w:t>
         <w:br/>
-        <w:t>Dressed in a blue denim shirt and jeans, Mr. Sullivan looked younger than his age as he discussed his plans. He said he was trying to put the weekly journal more in touch with the news and pointed proudly to the Nov. 18 issue with its cover, "What October Surprise?" noting that it came out three days before Newsweek's "October Surprise" cover.</w:t>
+        <w:t>Pamplona was running bulls through town back in the 16th century. In Valencia, 24 miles from Bunol in eastern Spain, the "fallas" festival is traced to medieval carpenters who burned excess wood shavings on March 19 to honor their patron saint, St. Joseph. It has grown to become a spectacular blaze of papier-mache figures on a single night, with hundreds of thousands of onlookers.</w:t>
         <w:br/>
-        <w:t>Mr. Sullivan wants to break down what he calls the Berlin wall between the front of the magazine, which deals with current affairs, and the back, which deals with culture. "I want the front to be involved in serious discussion of pop culture, high culture and mass culture," he said.</w:t>
+        <w:t>In gaining recognition for its fiesta, Bunol had competition not just from these two, but from many towns whose fiestas tapped centuries of tradition. And Bunol had little of its own.</w:t>
         <w:br/>
-        <w:t>Mr. Sullivan brings a new perspective to The New Republic. Those who know him say this gives him a real affinity with outsiders and none of the tendency to side with authority that is found in some conservatives.</w:t>
+        <w:t>The town banned bullfights in the 1930's, considering them to be cruel. But a decade later, a tomato fight broke out on the town square during a local procession.  There are varying explanations of why the tomatoes started flying, but all agree that more tomatoes were thrown the following year, and the fiesta took seed.</w:t>
         <w:br/>
-        <w:t>Mr. Sullivan's appointment comes as The New Republic faces economic challenges as well as editorial ones.</w:t>
+        <w:t>It remained mainly a local event until 1983, when Spanish national television showed up. Tomato T-shirt sales followed soon after, and this year one villager started selling waterproof disposable cameras for $10 to tourists about to enter the fray.</w:t>
         <w:br/>
-        <w:t>Like many other journals of opinion, The New Republic depends considerably on the largesse of its owner to stay alive. But the continuing move toward the center by the once liberal magazine has helped it with advertisers who have been reluctant to endorse a particular point of view.</w:t>
-        <w:br/>
-        <w:t>Still, like most other magazines, The New Republic is confronted with the industrywide advertising recession. So far this year, its advertising pages are down 1.37 percent, according to Media Industry Newsletter, a trade publication. In addition, The New Republic's paid circulation is down 3.5 percent, to 94,000.</w:t>
-        <w:br/>
-        <w:t>With advertising making up only 25 percent of the magazine, "we operate pretty close to break even and sometimes in profit," said Jeffrey Dearth, the magazine's president.</w:t>
+        <w:t>Joining in the action last week were travelers from San Francisco, Washington, London and Tokyo who said that making tomato sauce in public was their principal reason for visiting Spain.</w:t>
         <w:br/>
         <w:t xml:space="preserve"> </w:t>
         <w:br/>
-        <w:t>Interest in a 'Trendy' Editor</w:t>
+        <w:t>Museums. Big Deal.</w:t>
         <w:br/>
-        <w:t xml:space="preserve"> Mr. Dearth said Mr. Sullivan's appointment should help the magazine financially as well as editorially. He said advertisers were becoming more interested in the magazine "because Andrew is seen as more 'trendy,' and we expect to attract categories like fashion, high-priced consumer goods and records."</w:t>
+        <w:t xml:space="preserve"> A booming firework signaled the start, and six large trucks filled with 137 tons of pear-shaped tomatoes entered the town square in a staggered procession.</w:t>
         <w:br/>
-        <w:t>Facing these advertising pressures, The New Republic has renewed its joint venture with The National Review to sell advertising. The two magazines originally teamed up 15 years ago, and they eventually formed a sales operation that included nine small opinion magazines. But last summer, The New Republic and The National Review pulled out of the group.</w:t>
+        <w:t>"It was like being caught in a blender," said Martin Lenick, 33, a chemical engineer from Chicago who first heard about the fight the previous night while enjoying a Bloody Mary in Valencia.</w:t>
         <w:br/>
-        <w:t>The sales venture with The National Review was one of the moves made by Mr. Peretz after he bought The New Republic in 1974. More noticeable to most readers though, has been the magazine's drift toward the center, which left The Nation as the leading liberal weekly.</w:t>
+        <w:t>When the exuberant crowd surged to grab tomatoes dumped from the trucks, the sheer force of motion pulled Mr. Lenick out of his $80 handmade leather sandals purchased days earlier in Milan. They were lost in the slush, and he happily fought barefoot.</w:t>
         <w:br/>
-        <w:t>The changes under Mr. Sullivan's direction are already evident. In its Nov. 11 issue, for instance, the magazine ran a long, detailed cover piece entitled "The Real Face of Rap," reporting that while rap music is still proportionally more popular among blacks, its primary audience is male, white and lives in the suburbs. Next week's scheduled cover article is a deeply affecting piece by John Updike about the memoirs of his fellow-WASP novelist, John Cheever.</w:t>
+        <w:t>The bragging rights seem to be irresistible for foreigners. "Everyone sees museums," said Deirdre Goggins, 31, who works at a San Francisco software firm. "But how many can say, 'When I was in Spain I participated in a tomato fight'?"</w:t>
         <w:br/>
-        <w:t>In another scheduled piece, Camille Paglia, the anti-feminist author of "Sexual Personae," will review the report on sexuality that the Presbyterian Church's General Assembly rejected in June. The report favored a new ethic for sexual activity based on the personal qualities of a relationship, regardless of the marital status or sex of a couple.</w:t>
+        <w:t>After the fight, everyone cleans up the streets and building facades, and many go home for a meal of tomato salad and gazpacho, a less-than-ancient tradition.</w:t>
         <w:br/>
-        <w:t>"Because esthetic considerations are as important to him as ideological ones, he is not going to run the magazine in a rigid or ideologically predictable manner," said Hendrik Hertzberg, Mr. Sullivan's predecessor, who had been editor since September 1989 and before that from 981 to 1985.</w:t>
+        <w:t>Other Spanish villages have also discovered that fiestas need not be historically certified.</w:t>
         <w:br/>
-        <w:t>Mr. Sullivan, who started as a summer intern at The New Republic in 1986, became editor after Mr. Hertzberg stepped down to write a book on the Constitution. Mr. Hertzberg is now a senior editor.</w:t>
+        <w:t>In the isolated southern mountain town of Berchules, bar and discotheque owners were fed up with power failures in December that more than once left their New Year's Eve galas in the dark. So the town, population 860, invented a fiesta three years ago to celebrate New Year's Eve in August. This year, foreigners were among the 5,000 people who paid top dollar to uncork champagne, dine, dance and kiss each other at the stroke of midnight.</w:t>
         <w:br/>
-        <w:t>Although Mr. Sullivan was raised in Britain, he said he was less daunted than he might be at the prospect of being editor of an American magazine -- "a really American magazine," as he put it -- because he is such an American enthusiast.</w:t>
+        <w:t>Government officials say fiestas add variety for tourists who would be visiting Spain anyway for its beaches or art museums. Tourism generated 10 percent of the nation's $582 billion gross domestic product last year and accounted for one out of every eight jobs.</w:t>
         <w:br/>
-        <w:t>"England still drives me crazy -- the negative views, the snobbery," he said. "When I came to America, it suddenly seemed to me that there was much more oxygen in the air."</w:t>
+        <w:t>There are no data on the impact of the fiestas, but some towns have estimates. Valencia, Spain's third- largest city, spends about $3 million a year to build its papier-mache "fallas," and in recent years has taken in more than $65 million from the fiesta.</w:t>
         <w:br/>
-        <w:t>Mr. Sullivan believes his Catholicism and homosexuality will add a new perspective to the magazine.</w:t>
+        <w:t>Bunol's main expense is tomatoes, about $14,000 worth this year. All of them, except for those from local gardens that might end up in the gazpacho, are trucked in from the next province.</w:t>
         <w:br/>
-        <w:t>"I take my religious beliefs seriously; they define a part of my life and truest convictions," he said. "I'd like us to be the best magazine writing on religion in the country."</w:t>
-        <w:br/>
-        <w:t xml:space="preserve"> </w:t>
-        <w:br/>
-        <w:t>Powerful and Moving Pieces</w:t>
-        <w:br/>
-        <w:t xml:space="preserve"> In the last year, Mr. Sullivan has written some powerful and moving pieces about gay men, including a cover story entitled "Gay Life, Gay Death" in the Dec. 17, 1990, issue about the increasing rift between gays who have tested HIV-positive and those who are HIV-negative.</w:t>
-        <w:br/>
-        <w:t>His "Sleeping With the Enemy" column in the Sept. 9 issue was a scathing denunciation of "outing," the naming of suspected homosexuals who have not publicly acknowledged their sexual orientation.</w:t>
-        <w:br/>
-        <w:t>"I think we have never dealt candidly with gay issues in the past, and now I think we are way ahead of the curve of mainstream magazines," Mr. Sullivan said.</w:t>
-        <w:br/>
-        <w:t>On the whole, he said he hoped to make the magazine as "lively, as mixed and as brave as possible."</w:t>
-        <w:br/>
-        <w:t>"I still feel I have to prove a lot," he said. "I'm kind of a gutsy choice and when you are that, complacency is not the first thing that grips the mind."</w:t>
+        <w:t>That is still closer than the original home for tomatoes, which Spanish explorers brought back from Mexico and Peru. Bunol is nestled at the foot of a 15th-century castle. And if someone could locate a local ancestor who sailed with the conquistadors, the problem of the tomato fight fiesta's short pedigree might be solved after all.</w:t>
         <w:br/>
         <w:br/>
         <w:t>Graphic</w:t>
@@ -117,7 +101,7 @@
         <w:br/>
         <w:t xml:space="preserve"> </w:t>
         <w:br/>
-        <w:t>Photo: Andrew Sullivan, the new editor of The New Republic, wants to put the opinion magazine more in touch with the news and cultural trends. (Jose R. Lopez/The New York Times)</w:t>
+        <w:t>Photos: Sauced: revelers at La Tomatina in Bunol, Spain. So what if the town's history has little to do with tomatoes? (Santiago Lyon/Associated Press)</w:t>
       </w:r>
     </w:p>
     <w:sectPr>

--- a/example_articles/countries/Spain/1.countries_Spain_New_York_Times.docx
+++ b/example_articles/countries/Spain/1.countries_Spain_New_York_Times.docx
@@ -7,9 +7,7 @@
         <w:pStyle w:val="Heading1"/>
       </w:pPr>
       <w:r>
-        <w:t>Pulp Nonfiction;</w:t>
-        <w:br/>
-        <w:t>The Running of the Tomatoes</w:t>
+        <w:t>A Working Class Pied Piper Buoys Atlético</w:t>
       </w:r>
     </w:p>
     <w:p>
@@ -19,17 +17,17 @@
     </w:p>
     <w:p>
       <w:r>
-        <w:t>Date: 1997-08-31</w:t>
+        <w:t>Date: 2015-04-27</w:t>
       </w:r>
     </w:p>
     <w:p>
       <w:r>
-        <w:t>Section: Section 4; ; Section 4; Page 4; Column 1; Week in Review Desk ; Column 1;</w:t>
+        <w:t>Section: Section ; Column 0; Sports Desk; Pg. ; GLOBAL SOCCER</w:t>
       </w:r>
     </w:p>
     <w:p>
       <w:r>
-        <w:t>Source file: NYT/42.DOCX</w:t>
+        <w:t>Source file: NYT/14.DOCX</w:t>
       </w:r>
     </w:p>
     <w:p>
@@ -51,57 +49,58 @@
     </w:p>
     <w:p>
       <w:r>
-        <w:t>ON Wednesday, as on the last Wednesday of August every year, the village square of Bunol turned red in a giant food fight with ripe tomatoes. Upwards of 20,000 people pelted one another for an hour -- and, before and after, bought food and drinks and acted like tourists.</w:t>
+        <w:t>LONDON --  Both in defeat and then in triumph, Antoine Griezmann has rapidly become the player with whom the working-class half of Madrid identifies.</w:t>
         <w:br/>
-        <w:t>The sticky frenzy is called La Tomatina. It has attracted television cameras from abroad and listings on the Internet. A restaurant named Tomatina opened last year in St. Helena, Calif., decorated with a photo of the fight and a door painted to look like it was just splattered with a tomato.</w:t>
+        <w:t xml:space="preserve">Last Wednesday, Griezmann was hauled off the field while Atlético Madrid's Champions League game against Real Madrid still hung in the balance, a move that led to substantial criticism from Atlético fans and television commentators after the club was eliminated with a 1-0 loss at Real's Santiago Bernabéu Stadium. </w:t>
         <w:br/>
-        <w:t>This is no small feat for Bunol, a working-class town of 9,300 people formerly renowned for its cement factory. The town, in fact, formerly had nothing to do with tomatoes. It still does not grow them or process them, and its bars don't even serve Bloody Marys.</w:t>
+        <w:t xml:space="preserve">  On Saturday, this time in Atlético's Vicente Calderón Stadium, Griezmann scored twice in a 3-0 Liga win over Elche. And once again, he was replaced before the end of the game.</w:t>
         <w:br/>
-        <w:t>But in Spain's crowded field of town fiestas, that's no matter. Spain has its old festivals -- Pamplona's running of the bulls is the best known -- and now its new ones, the throngs attracted by cute themes that have no roots to speak of in local tradition or culture.</w:t>
+        <w:t xml:space="preserve">  That happens a lot to Griezmann.</w:t>
         <w:br/>
-        <w:t>Pamplona was running bulls through town back in the 16th century. In Valencia, 24 miles from Bunol in eastern Spain, the "fallas" festival is traced to medieval carpenters who burned excess wood shavings on March 19 to honor their patron saint, St. Joseph. It has grown to become a spectacular blaze of papier-mache figures on a single night, with hundreds of thousands of onlookers.</w:t>
+        <w:t xml:space="preserve">  In his first season with Atlético, the young Frenchman has completed barely a handful of the 32 games he has appeared in. He has been substituted five times when he was within a goal of completing a hat trick.</w:t>
         <w:br/>
-        <w:t>In gaining recognition for its fiesta, Bunol had competition not just from these two, but from many towns whose fiestas tapped centuries of tradition. And Bunol had little of its own.</w:t>
+        <w:t xml:space="preserve">  After Saturday's game he tweeted, as he often does, that he was happy to help the team. This modesty, which seems genuine, is his charm. Griezmann has scored 22 times in the league this season, eight of them in the past five games. He is gathering the following of a modern Pied Piper among the 10,000 children who got to see Saturday's game free as part of the club's children's day celebration called ''Día del Niño Atlético.''</w:t>
         <w:br/>
-        <w:t>The town banned bullfights in the 1930's, considering them to be cruel. But a decade later, a tomato fight broke out on the town square during a local procession.  There are varying explanations of why the tomatoes started flying, but all agree that more tomatoes were thrown the following year, and the fiesta took seed.</w:t>
+        <w:t xml:space="preserve">  Parents might be concerned, though if their kids ask for a Griezmann haircut -- shaved on the sides and dyed blond on the top. </w:t>
         <w:br/>
-        <w:t>It remained mainly a local event until 1983, when Spanish national television showed up. Tomato T-shirt sales followed soon after, and this year one villager started selling waterproof disposable cameras for $10 to tourists about to enter the fray.</w:t>
+        <w:t xml:space="preserve">  But while there remains something boyish about Griezmann, Atlético Coach Diego Simeone talks of the real men in his lineup.</w:t>
         <w:br/>
-        <w:t>Joining in the action last week were travelers from San Francisco, Washington, London and Tokyo who said that making tomato sauce in public was their principal reason for visiting Spain.</w:t>
+        <w:t xml:space="preserve">  ''What I liked most was the reaction to the hit of the other day,'' he told reporters Saturday after coming down from the stands, where he was ordered to sit as punishment for his exchanges with sideline officials.</w:t>
         <w:br/>
-        <w:t xml:space="preserve"> </w:t>
+        <w:t xml:space="preserve">  ''It is not easy to react,'' Simeone continued. ''Last year we lost the Champions League final in May and won the Spanish Super Cup in August. And on Wednesday we lost, and today we are winning. The team has men and when you have men, they respond. They are there, to try, once again, to keep us among the top three of the League.''</w:t>
         <w:br/>
-        <w:t>Museums. Big Deal.</w:t>
+        <w:t xml:space="preserve">  Simeone concluded: ''If Real Madrid and Barcelona get to the Champions League final, we would be talking about being in the best league in the world. We're right behind them, bothering them a bit, with humility and always working and competing more to recover fast after the other day's difficult defeat.''</w:t>
         <w:br/>
-        <w:t xml:space="preserve"> A booming firework signaled the start, and six large trucks filled with 137 tons of pear-shaped tomatoes entered the town square in a staggered procession.</w:t>
+        <w:t xml:space="preserve">  It was a lot of talk without mentioning by name a single player. Simeone made no attempt to address the charges that he lost the Champions League quarterfinal by taking Griezmann off with 15 minutes to go in a scoreless game.</w:t>
         <w:br/>
-        <w:t>"It was like being caught in a blender," said Martin Lenick, 33, a chemical engineer from Chicago who first heard about the fight the previous night while enjoying a Bloody Mary in Valencia.</w:t>
+        <w:t xml:space="preserve">  Atlético was down to 10 men after Arda Turan was sent off Wednesday, and Simeone appeared to settle for extra time and penalty kicks when he replaced Griezmann with an extra defender.</w:t>
         <w:br/>
-        <w:t>When the exuberant crowd surged to grab tomatoes dumped from the trucks, the sheer force of motion pulled Mr. Lenick out of his $80 handmade leather sandals purchased days earlier in Milan. They were lost in the slush, and he happily fought barefoot.</w:t>
+        <w:t xml:space="preserve">  So when Griezmann scored twice on Saturday -- the first time with an acrobatic leap to head the ball and the second with a fearless and instinctive stab of his foot as the keeper rushed toward him -- the critics felt they had ammunition for their views.</w:t>
         <w:br/>
-        <w:t>The bragging rights seem to be irresistible for foreigners. "Everyone sees museums," said Deirdre Goggins, 31, who works at a San Francisco software firm. "But how many can say, 'When I was in Spain I participated in a tomato fight'?"</w:t>
+        <w:t xml:space="preserve">  Some go so far as to say that Simeone has taken his team as far as it can go by essentially playing spoiler tactics. He has been justifying the negativity by comparing Atlético's relatively modest payroll with the immeasurably bigger ones of Real and Barcelona.</w:t>
         <w:br/>
-        <w:t>After the fight, everyone cleans up the streets and building facades, and many go home for a meal of tomato salad and gazpacho, a less-than-ancient tradition.</w:t>
+        <w:t xml:space="preserve">  But there is another way of looking at things. Maybe Simeone, who persuaded Atlético to pay 30 million euros, or $32.5 million, to buy Griezmann from Real Sociedad, knows better than anyone just what his new player is capable of.</w:t>
         <w:br/>
-        <w:t>Other Spanish villages have also discovered that fiestas need not be historically certified.</w:t>
+        <w:t xml:space="preserve">  The lean and quick Griezmann, now aged 24, lacks the physical power of Diego Costa, the striker whom Atlético sold to Chelsea last summer. For that matter, Atlético's other strikers, Mario Mandzukic and Fernando Torres, also do not possess Costa's ability to put fear and fight into opposing defenders.</w:t>
         <w:br/>
-        <w:t>In the isolated southern mountain town of Berchules, bar and discotheque owners were fed up with power failures in December that more than once left their New Year's Eve galas in the dark. So the town, population 860, invented a fiesta three years ago to celebrate New Year's Eve in August. This year, foreigners were among the 5,000 people who paid top dollar to uncork champagne, dine, dance and kiss each other at the stroke of midnight.</w:t>
+        <w:t xml:space="preserve">  The truth appears to be that Mandzukic is a battling bull of a player who lacks the speed to evade tight defenders. And Torres is a yard slower, and considerably less sharp and confident, than he once was.</w:t>
         <w:br/>
-        <w:t>Government officials say fiestas add variety for tourists who would be visiting Spain anyway for its beaches or art museums. Tourism generated 10 percent of the nation's $582 billion gross domestic product last year and accounted for one out of every eight jobs.</w:t>
+        <w:t xml:space="preserve">  Griezmann, a left winger, is something else. Simeone sees something far more elusive and more potent in him, as a striker on the wings or down the middle. The goals are evidence of that.</w:t>
         <w:br/>
-        <w:t>There are no data on the impact of the fiestas, but some towns have estimates. Valencia, Spain's third- largest city, spends about $3 million a year to build its papier-mache "fallas," and in recent years has taken in more than $65 million from the fiesta.</w:t>
+        <w:t xml:space="preserve">  Why, then, does the coach take him off so often? Because Griezmann's build suggests that he is no workhorse. He never has been. In his boyhood in the eastern French city of Mâcon, Griezmann was a small and slender child.</w:t>
         <w:br/>
-        <w:t>Bunol's main expense is tomatoes, about $14,000 worth this year. All of them, except for those from local gardens that might end up in the gazpacho, are trucked in from the next province.</w:t>
+        <w:t xml:space="preserve">  No French clubs wanted him, with none willing to take the chance like Barcelona did on little Lionel Messi when he was 13. Instead, it was a French scout in the Basque country who persuaded both Real Sociedad and the boy's parents that Antoine could, given time and a suitable education, develop into a top player.</w:t>
         <w:br/>
-        <w:t>That is still closer than the original home for tomatoes, which Spanish explorers brought back from Mexico and Peru. Bunol is nestled at the foot of a 15th-century castle. And if someone could locate a local ancestor who sailed with the conquistadors, the problem of the tomato fight fiesta's short pedigree might be solved after all.</w:t>
+        <w:t xml:space="preserve">  It took years of patience before Griezmann, who stopped growing once he reached 5-foot-8, could work his way into Sociedad's lineup, and then it was predominantly as a flyweight winger.</w:t>
+        <w:br/>
+        <w:t xml:space="preserve">  Atletico and Simeone have a knack of finding strikers (and also goalkeepers) whom others overlook. The ?30 million invested 10 months ago will be worth a lot more if, as the grapevine suggests, bigger clubs come knocking on Atlético's door, asking for Griezmann.</w:t>
+        <w:br/>
+        <w:t xml:space="preserve">  Simeone has shown that even if his new star needs protection from playing three full games a week, he can be a game winner if kept sharp and fresh. It makes sense that a coach knows more about his flock's health  than any outsider might. </w:t>
+        <w:br/>
+        <w:t xml:space="preserve">  And it would make no sense for Simeone, who has signed up for another five years with Atlético, to burn out his star by overplaying him.</w:t>
         <w:br/>
         <w:br/>
-        <w:t>Graphic</w:t>
-        <w:br/>
-        <w:br/>
-        <w:t xml:space="preserve"> </w:t>
-        <w:br/>
-        <w:t>Photos: Sauced: revelers at La Tomatina in Bunol, Spain. So what if the town's history has little to do with tomatoes? (Santiago Lyon/Associated Press)</w:t>
+        <w:t>http://www.nytimes.com/2015/04/27/sports/soccer/no-workhorse-just-a-devastating-weapon.html</w:t>
       </w:r>
     </w:p>
     <w:sectPr>

--- a/example_articles/countries/Spain/1.countries_Spain_New_York_Times.docx
+++ b/example_articles/countries/Spain/1.countries_Spain_New_York_Times.docx
@@ -7,7 +7,7 @@
         <w:pStyle w:val="Heading1"/>
       </w:pPr>
       <w:r>
-        <w:t>A Working Class Pied Piper Buoys Atlético</w:t>
+        <w:t>A Breakout Spanish Novel About Class and Trans Identity Comes to the U.S.; Fiction</w:t>
       </w:r>
     </w:p>
     <w:p>
@@ -17,17 +17,17 @@
     </w:p>
     <w:p>
       <w:r>
-        <w:t>Date: 2015-04-27</w:t>
+        <w:t>Date: 2024-04-24</w:t>
       </w:r>
     </w:p>
     <w:p>
       <w:r>
-        <w:t>Section: Section ; Column 0; Sports Desk; Pg. ; GLOBAL SOCCER</w:t>
+        <w:t>Section: BOOKS; review</w:t>
       </w:r>
     </w:p>
     <w:p>
       <w:r>
-        <w:t>Source file: NYT/14.DOCX</w:t>
+        <w:t>Source file: NYT/2.DOCX</w:t>
       </w:r>
     </w:p>
     <w:p>
@@ -49,58 +49,29 @@
     </w:p>
     <w:p>
       <w:r>
-        <w:t>LONDON --  Both in defeat and then in triumph, Antoine Griezmann has rapidly become the player with whom the working-class half of Madrid identifies.</w:t>
+        <w:t>Alana S. Portero's debut, "Bad Habit," follows one woman's coming-of-age in a blue-collar Madrid neighborhood.</w:t>
         <w:br/>
-        <w:t xml:space="preserve">Last Wednesday, Griezmann was hauled off the field while Atlético Madrid's Champions League game against Real Madrid still hung in the balance, a move that led to substantial criticism from Atlético fans and television commentators after the club was eliminated with a 1-0 loss at Real's Santiago Bernabéu Stadium. </w:t>
+        <w:t>BAD HABIT, by Alana S. Portero. Translated by Mara Faye Lethem.</w:t>
         <w:br/>
-        <w:t xml:space="preserve">  On Saturday, this time in Atlético's Vicente Calderón Stadium, Griezmann scored twice in a 3-0 Liga win over Elche. And once again, he was replaced before the end of the game.</w:t>
+        <w:t>Madrid Me Mata — or Madrid Murders Me, to replicate the alliterative Spanish — was the name of a short-lived but iconic magazine from the mid-1980s that chronicled the explosion of free expression in Spain's capital during the post-Franco era. People danced, talked and partied to exhaustion while a deadly heroin epidemic emerged as the dark underside to the art, sex and music. The all-consuming intensity of life in the city seemed to have the power to kill its residents, figuratively and literally.</w:t>
         <w:br/>
-        <w:t xml:space="preserve">  That happens a lot to Griezmann.</w:t>
+        <w:t>The unnamed madrileña narrator of Alana S. Portero's affecting and poetic debut novel, "Bad Habit," comes of age in the '90s, after this period of "androgynous splendor" has passed. Nonetheless, she has a deep, if complicated, fondness for the city. "Madrid was that beat-up sofa that really should be replaced but is so comfy and has so many memories attached to it that no one could bear to kick it to the curb," she thinks.</w:t>
         <w:br/>
-        <w:t xml:space="preserve">  In his first season with Atlético, the young Frenchman has completed barely a handful of the 32 games he has appeared in. He has been substituted five times when he was within a goal of completing a hat trick.</w:t>
+        <w:t>Though she has embraced Madrid, she fears the city will not embrace her back — not because she parties too hard but because she is a girl, born in a boy's body, living in a working-class neighborhood where being queer turns you into an outcast.</w:t>
         <w:br/>
-        <w:t xml:space="preserve">  After Saturday's game he tweeted, as he often does, that he was happy to help the team. This modesty, which seems genuine, is his charm. Griezmann has scored 22 times in the league this season, eight of them in the past five games. He is gathering the following of a modern Pied Piper among the 10,000 children who got to see Saturday's game free as part of the club's children's day celebration called ''Día del Niño Atlético.''</w:t>
+        <w:t>The novel, which was translated from the Spanish by Mara Faye Lethem, follows this character as she struggles to accept herself and express her identity in a time and place in which there's no clear, safe path to do so. To get by, she denies her true identity, hiding her experiments putting on makeup and masking her fascination with the world of women, a negation that makes her feel very nearly dead — her own personal version of Madrid Me Mata. But coming out as trans would bring the threat of physical violence.</w:t>
         <w:br/>
-        <w:t xml:space="preserve">  Parents might be concerned, though if their kids ask for a Griezmann haircut -- shaved on the sides and dyed blond on the top. </w:t>
+        <w:t>The narrator feels an ongoing sense of isolation, which Portero devastatingly conveys in the vignette-like chapters and character portraits that make up much of the novel. "All trans girls grow up alone," the narrator reflects.</w:t>
         <w:br/>
-        <w:t xml:space="preserve">  But while there remains something boyish about Griezmann, Atlético Coach Diego Simeone talks of the real men in his lineup.</w:t>
+        <w:t>Eventually she begins taking covert steps toward living as her true self. As she enters her teenage years, she manages to venture out into the gay neighborhood of Chueca. She has a liberating first romance, though it is cut painfully short when her lover's father learns of the relationship. Later she throws herself into the druggy nightclub scene, where she finally dresses as a woman. Yet this double life still leaves her alienated, since her daytime identity remains male. It's only when she makes friends with older trans women, coming to feel "so powerfully part of a tribe that it seemed it was my birthright," that she realizes she, in fact, isn't alone, that "gender euphoria did exist."</w:t>
         <w:br/>
-        <w:t xml:space="preserve">  ''What I liked most was the reaction to the hit of the other day,'' he told reporters Saturday after coming down from the stands, where he was ordered to sit as punishment for his exchanges with sideline officials.</w:t>
+        <w:t>"Bad Habit" has been a critical and commercial success in Spain; now it's being translated into many languages and published across the world. In a marketplace of often narrowly defined literary categories, Portero's book — like the best books that feature trans characters — shows us that a "trans novel" can actually be anything it wants to be. "Bad Habit" is about identity, yes, but in its keenly observed realism, it's also a family story of parents and children, and at the same time, it offers a fresh angle on narratives of the working class. And undoubtedly, it is a tale of a city, taking its place in a rich lineage of Madrid novels by other Spanish authors, from Rosa Montero to Almudena Grandes, Camilo José Cela to Javier Marías.</w:t>
         <w:br/>
-        <w:t xml:space="preserve">  ''It is not easy to react,'' Simeone continued. ''Last year we lost the Champions League final in May and won the Spanish Super Cup in August. And on Wednesday we lost, and today we are winning. The team has men and when you have men, they respond. They are there, to try, once again, to keep us among the top three of the League.''</w:t>
+        <w:t>"Bad Habit" reminds us that our ideas of cities are inseparable from the people who tell stories about them, and we all benefit from new tales about old places. As Portero's narrator puts it, "I couldn't escape being from Madrid just like I couldn't escape being trans."</w:t>
         <w:br/>
-        <w:t xml:space="preserve">  Simeone concluded: ''If Real Madrid and Barcelona get to the Champions League final, we would be talking about being in the best league in the world. We're right behind them, bothering them a bit, with humility and always working and competing more to recover fast after the other day's difficult defeat.''</w:t>
+        <w:t>BAD HABIT | By Alana S. Portero | Translated by Mara Faye Lethem | HarperVia | 224 pp. | $26</w:t>
         <w:br/>
-        <w:t xml:space="preserve">  It was a lot of talk without mentioning by name a single player. Simeone made no attempt to address the charges that he lost the Champions League quarterfinal by taking Griezmann off with 15 minutes to go in a scoreless game.</w:t>
-        <w:br/>
-        <w:t xml:space="preserve">  Atlético was down to 10 men after Arda Turan was sent off Wednesday, and Simeone appeared to settle for extra time and penalty kicks when he replaced Griezmann with an extra defender.</w:t>
-        <w:br/>
-        <w:t xml:space="preserve">  So when Griezmann scored twice on Saturday -- the first time with an acrobatic leap to head the ball and the second with a fearless and instinctive stab of his foot as the keeper rushed toward him -- the critics felt they had ammunition for their views.</w:t>
-        <w:br/>
-        <w:t xml:space="preserve">  Some go so far as to say that Simeone has taken his team as far as it can go by essentially playing spoiler tactics. He has been justifying the negativity by comparing Atlético's relatively modest payroll with the immeasurably bigger ones of Real and Barcelona.</w:t>
-        <w:br/>
-        <w:t xml:space="preserve">  But there is another way of looking at things. Maybe Simeone, who persuaded Atlético to pay 30 million euros, or $32.5 million, to buy Griezmann from Real Sociedad, knows better than anyone just what his new player is capable of.</w:t>
-        <w:br/>
-        <w:t xml:space="preserve">  The lean and quick Griezmann, now aged 24, lacks the physical power of Diego Costa, the striker whom Atlético sold to Chelsea last summer. For that matter, Atlético's other strikers, Mario Mandzukic and Fernando Torres, also do not possess Costa's ability to put fear and fight into opposing defenders.</w:t>
-        <w:br/>
-        <w:t xml:space="preserve">  The truth appears to be that Mandzukic is a battling bull of a player who lacks the speed to evade tight defenders. And Torres is a yard slower, and considerably less sharp and confident, than he once was.</w:t>
-        <w:br/>
-        <w:t xml:space="preserve">  Griezmann, a left winger, is something else. Simeone sees something far more elusive and more potent in him, as a striker on the wings or down the middle. The goals are evidence of that.</w:t>
-        <w:br/>
-        <w:t xml:space="preserve">  Why, then, does the coach take him off so often? Because Griezmann's build suggests that he is no workhorse. He never has been. In his boyhood in the eastern French city of Mâcon, Griezmann was a small and slender child.</w:t>
-        <w:br/>
-        <w:t xml:space="preserve">  No French clubs wanted him, with none willing to take the chance like Barcelona did on little Lionel Messi when he was 13. Instead, it was a French scout in the Basque country who persuaded both Real Sociedad and the boy's parents that Antoine could, given time and a suitable education, develop into a top player.</w:t>
-        <w:br/>
-        <w:t xml:space="preserve">  It took years of patience before Griezmann, who stopped growing once he reached 5-foot-8, could work his way into Sociedad's lineup, and then it was predominantly as a flyweight winger.</w:t>
-        <w:br/>
-        <w:t xml:space="preserve">  Atletico and Simeone have a knack of finding strikers (and also goalkeepers) whom others overlook. The ?30 million invested 10 months ago will be worth a lot more if, as the grapevine suggests, bigger clubs come knocking on Atlético's door, asking for Griezmann.</w:t>
-        <w:br/>
-        <w:t xml:space="preserve">  Simeone has shown that even if his new star needs protection from playing three full games a week, he can be a game winner if kept sharp and fresh. It makes sense that a coach knows more about his flock's health  than any outsider might. </w:t>
-        <w:br/>
-        <w:t xml:space="preserve">  And it would make no sense for Simeone, who has signed up for another five years with Atlético, to burn out his star by overplaying him.</w:t>
-        <w:br/>
-        <w:br/>
-        <w:t>http://www.nytimes.com/2015/04/27/sports/soccer/no-workhorse-just-a-devastating-weapon.html</w:t>
+        <w:t>PHOTO This article appeared in print on page BR14.</w:t>
       </w:r>
     </w:p>
     <w:sectPr>
